--- a/final 1/final_report_DinhQuangLap.docx
+++ b/final 1/final_report_DinhQuangLap.docx
@@ -307,45 +307,7 @@
           <w:szCs w:val="28"/>
         </w:rPr>
         <w:tab/>
-      </w:r>
-      <w:r>
-        <w:rPr>
-          <w:rFonts w:ascii="Calibri" w:eastAsia="Calibri" w:hAnsi="Calibri" w:cs="Calibri"/>
-          <w:sz w:val="28"/>
-          <w:szCs w:val="28"/>
-        </w:rPr>
-        <w:tab/>
         <w:t>(23010416)</w:t>
-      </w:r>
-    </w:p>
-    <w:p>
-      <w:pPr>
-        <w:widowControl w:val="0"/>
-        <w:spacing w:line="240" w:lineRule="auto"/>
-        <w:ind w:left="2880" w:firstLine="720"/>
-        <w:jc w:val="both"/>
-        <w:rPr>
-          <w:rFonts w:ascii="Calibri" w:eastAsia="Calibri" w:hAnsi="Calibri" w:cs="Calibri"/>
-          <w:sz w:val="28"/>
-          <w:szCs w:val="28"/>
-        </w:rPr>
-      </w:pPr>
-      <w:r>
-        <w:rPr>
-          <w:rFonts w:ascii="Calibri" w:eastAsia="Calibri" w:hAnsi="Calibri" w:cs="Calibri"/>
-          <w:sz w:val="28"/>
-          <w:szCs w:val="28"/>
-        </w:rPr>
-        <w:t>Nguyễn Hoàng Thái Bảo</w:t>
-      </w:r>
-      <w:r>
-        <w:rPr>
-          <w:rFonts w:ascii="Calibri" w:eastAsia="Calibri" w:hAnsi="Calibri" w:cs="Calibri"/>
-          <w:sz w:val="28"/>
-          <w:szCs w:val="28"/>
-        </w:rPr>
-        <w:tab/>
-        <w:t xml:space="preserve">(23010096) </w:t>
       </w:r>
     </w:p>
     <w:p>
@@ -470,6 +432,14 @@
     </w:p>
     <w:sdt>
       <w:sdtPr>
+        <w:rPr>
+          <w:rFonts w:asciiTheme="minorHAnsi" w:eastAsiaTheme="minorHAnsi" w:hAnsiTheme="minorHAnsi" w:cstheme="minorBidi"/>
+          <w:color w:val="auto"/>
+          <w:kern w:val="2"/>
+          <w:sz w:val="24"/>
+          <w:szCs w:val="24"/>
+          <w14:ligatures w14:val="standardContextual"/>
+        </w:rPr>
         <w:id w:val="-2112659481"/>
         <w:docPartObj>
           <w:docPartGallery w:val="Table of Contents"/>
@@ -478,15 +448,9 @@
       </w:sdtPr>
       <w:sdtEndPr>
         <w:rPr>
-          <w:rFonts w:asciiTheme="minorHAnsi" w:eastAsiaTheme="minorHAnsi" w:hAnsiTheme="minorHAnsi" w:cstheme="minorBidi"/>
           <w:b/>
           <w:bCs/>
           <w:noProof/>
-          <w:color w:val="auto"/>
-          <w:kern w:val="2"/>
-          <w:sz w:val="24"/>
-          <w:szCs w:val="24"/>
-          <w14:ligatures w14:val="standardContextual"/>
         </w:rPr>
       </w:sdtEndPr>
       <w:sdtContent>
